--- a/Week 5/Stage_2_Lab_Student_Handout.docx
+++ b/Week 5/Stage_2_Lab_Student_Handout.docx
@@ -26,7 +26,7 @@
         <w:jc w:val="center"/>
       </w:pPr>
       <w:r>
-        <w:t xml:space="preserve">SmartCare Requirements Engineering</w:t>
+        <w:t xml:space="preserve">SmartCare Requirements Engineering </w:t>
       </w:r>
     </w:p>
     <w:p>
@@ -34,7 +34,10 @@
         <w:jc w:val="center"/>
       </w:pPr>
       <w:r>
-        <w:t xml:space="preserve">AI OFF -&gt; AI ON -&gt; VERIFY | 1 hour</w:t>
+        <w:t xml:space="preserve">AI OFF -&gt; AI ON -&gt; VERIFY | </w:t>
+      </w:r>
+      <w:r>
+        <w:t>1 hour</w:t>
       </w:r>
     </w:p>
     <w:p>
@@ -49,8 +52,13 @@
       <w:pPr>
         <w:pStyle w:val="ListBullet"/>
       </w:pPr>
-      <w:r>
-        <w:t xml:space="preserve">Analyse the SmartCare client brief.</w:t>
+      <w:proofErr w:type="spellStart"/>
+      <w:r>
+        <w:t>Analyse</w:t>
+      </w:r>
+      <w:proofErr w:type="spellEnd"/>
+      <w:r>
+        <w:t xml:space="preserve"> the SmartCare client brief.</w:t>
       </w:r>
     </w:p>
     <w:p>
@@ -121,7 +129,23 @@
     </w:p>
     <w:p>
       <w:r>
-        <w:t xml:space="preserve">Smart care is a small clinic that currently manages patients, practitioners, and appointments using spreadsheets and paper records. This manual processing has led to a number of recurring problems for staff and management.</w:t>
+        <w:t xml:space="preserve">Smart care is a small clinic that currently manages patients, practitioners, and appointments using spreadsheets and paper records. This manual </w:t>
+      </w:r>
+      <w:proofErr w:type="gramStart"/>
+      <w:r>
+        <w:t>processing</w:t>
+      </w:r>
+      <w:proofErr w:type="gramEnd"/>
+      <w:r>
+        <w:t xml:space="preserve"> has led to </w:t>
+      </w:r>
+      <w:proofErr w:type="gramStart"/>
+      <w:r>
+        <w:t>a number of</w:t>
+      </w:r>
+      <w:proofErr w:type="gramEnd"/>
+      <w:r>
+        <w:t xml:space="preserve"> recurring problems for staff and management.</w:t>
       </w:r>
     </w:p>
     <w:p>
@@ -141,7 +165,56 @@
     </w:p>
     <w:p>
       <w:r>
-        <w:t xml:space="preserve">Staff frequently make duplicate bookings, since there is no single and easy way of knowing which time slots are already taken. Finding a patient's information is slow and has a huge scope for errors, as records are scattered across paper files and multiple spreadsheets. Appointment status is tracked inconsistently: different staff members may use different terms or forget to update it, making it unclear which appointments are confirmed, completed, or cancelled. There is also limited appointment history available, making it difficult to look back at a patient's past visits or a practitioner's workload over time.</w:t>
+        <w:t xml:space="preserve"> </w:t>
+      </w:r>
+      <w:r>
+        <w:t xml:space="preserve">Staff frequently </w:t>
+      </w:r>
+      <w:r>
+        <w:t>make</w:t>
+      </w:r>
+      <w:r>
+        <w:t xml:space="preserve"> duplicate bookings, since there is no </w:t>
+      </w:r>
+      <w:proofErr w:type="gramStart"/>
+      <w:r>
+        <w:t>single</w:t>
+      </w:r>
+      <w:r>
+        <w:t xml:space="preserve"> and</w:t>
+      </w:r>
+      <w:proofErr w:type="gramEnd"/>
+      <w:r>
+        <w:t xml:space="preserve"> easy way of knowing </w:t>
+      </w:r>
+      <w:r>
+        <w:t xml:space="preserve">which time slots are already taken. Finding a patient's information is slow and </w:t>
+      </w:r>
+      <w:r>
+        <w:t>has a huge scope for errors</w:t>
+      </w:r>
+      <w:r>
+        <w:t>, as records are scattered across paper files and multiple spreadsheets. Appointment status is tracked inconsistently</w:t>
+      </w:r>
+      <w:r>
+        <w:t xml:space="preserve">: </w:t>
+      </w:r>
+      <w:r>
+        <w:t xml:space="preserve">different staff members </w:t>
+      </w:r>
+      <w:r>
+        <w:t xml:space="preserve">may </w:t>
+      </w:r>
+      <w:r>
+        <w:t xml:space="preserve">use different terms or forget to update </w:t>
+      </w:r>
+      <w:proofErr w:type="gramStart"/>
+      <w:r>
+        <w:t>it</w:t>
+      </w:r>
+      <w:proofErr w:type="gramEnd"/>
+      <w:r>
+        <w:t>, making it unclear which appointments are confirmed, completed, or cancelled. There is also limited appointment history available, making it difficult to look back at a patient's past visits or a practitioner's workload over time.</w:t>
       </w:r>
     </w:p>
     <w:p>
@@ -158,7 +231,15 @@
           <w:bCs/>
           <w:lang w:val="en-AU"/>
         </w:rPr>
-        <w:t>What management wants:</w:t>
+        <w:t>What management wants</w:t>
+      </w:r>
+      <w:r>
+        <w:rPr>
+          <w:b/>
+          <w:bCs/>
+          <w:lang w:val="en-AU"/>
+        </w:rPr>
+        <w:t>:</w:t>
       </w:r>
     </w:p>
     <w:p>
@@ -171,7 +252,13 @@
         <w:rPr>
           <w:lang w:val="en-AU"/>
         </w:rPr>
-        <w:t xml:space="preserve">Management has asked for a small, maintainable system to manage patients, practitioners, and appointments. The system should reduce the manual errors currently caused by spreadsheets and paper records, provide a clear and consistent way to track appointment status, and be easy to keep up and extend over time as the clinic's needs grow.</w:t>
+        <w:t xml:space="preserve"> </w:t>
+      </w:r>
+      <w:r>
+        <w:rPr>
+          <w:lang w:val="en-AU"/>
+        </w:rPr>
+        <w:t xml:space="preserve">Management has asked for a small, maintainable system to manage patients, practitioners, and appointments. The system should reduce the manual errors currently caused by spreadsheets and paper records, provide a clear and consistent way to track appointment status, and be easy to keep up and extend over time as the clinic's needs grow. </w:t>
       </w:r>
     </w:p>
     <w:p/>
@@ -305,7 +392,49 @@
                 <w:sz w:val="20"/>
                 <w:szCs w:val="20"/>
               </w:rPr>
-              <w:t xml:space="preserve">Book, view, and manage their own appointments, expects accurate scheduling and minimal duplication issues.</w:t>
+              <w:t>Book, view, and manage their own appointments</w:t>
+            </w:r>
+            <w:r>
+              <w:rPr>
+                <w:sz w:val="20"/>
+                <w:szCs w:val="20"/>
+              </w:rPr>
+              <w:t>,</w:t>
+            </w:r>
+            <w:r>
+              <w:rPr>
+                <w:sz w:val="20"/>
+                <w:szCs w:val="20"/>
+              </w:rPr>
+              <w:t xml:space="preserve"> expect</w:t>
+            </w:r>
+            <w:r>
+              <w:rPr>
+                <w:sz w:val="20"/>
+                <w:szCs w:val="20"/>
+              </w:rPr>
+              <w:t>s</w:t>
+            </w:r>
+            <w:r>
+              <w:rPr>
+                <w:sz w:val="20"/>
+                <w:szCs w:val="20"/>
+              </w:rPr>
+              <w:t xml:space="preserve"> accurate scheduling and minimal</w:t>
+            </w:r>
+            <w:r>
+              <w:rPr>
+                <w:sz w:val="20"/>
+                <w:szCs w:val="20"/>
+              </w:rPr>
+              <w:t xml:space="preserve"> </w:t>
+            </w:r>
+            <w:r>
+              <w:rPr>
+                <w:sz w:val="20"/>
+                <w:szCs w:val="20"/>
+              </w:rPr>
+              <w:t>duplication issues.</w:t>
             </w:r>
           </w:p>
         </w:tc>
@@ -335,7 +464,21 @@
                 <w:sz w:val="20"/>
                 <w:szCs w:val="20"/>
               </w:rPr>
-              <w:t xml:space="preserve">Administrative staff</w:t>
+              <w:t xml:space="preserve">Administrative </w:t>
+            </w:r>
+            <w:r>
+              <w:rPr>
+                <w:sz w:val="20"/>
+                <w:szCs w:val="20"/>
+              </w:rPr>
+              <w:t>st</w:t>
+            </w:r>
+            <w:r>
+              <w:rPr>
+                <w:sz w:val="20"/>
+                <w:szCs w:val="20"/>
+              </w:rPr>
+              <w:t>aff</w:t>
             </w:r>
           </w:p>
         </w:tc>
@@ -363,7 +506,21 @@
                 <w:sz w:val="20"/>
                 <w:szCs w:val="20"/>
               </w:rPr>
-              <w:t>Confirmed, it’s directly named in the client brief.</w:t>
+              <w:t>Confirmed</w:t>
+            </w:r>
+            <w:r>
+              <w:rPr>
+                <w:sz w:val="20"/>
+                <w:szCs w:val="20"/>
+              </w:rPr>
+              <w:t>, it’s d</w:t>
+            </w:r>
+            <w:r>
+              <w:rPr>
+                <w:sz w:val="20"/>
+                <w:szCs w:val="20"/>
+              </w:rPr>
+              <w:t>irectly named in the client brief.</w:t>
             </w:r>
           </w:p>
         </w:tc>
@@ -407,7 +564,21 @@
                 <w:sz w:val="20"/>
                 <w:szCs w:val="20"/>
               </w:rPr>
-              <w:t xml:space="preserve">Confirmed, implied by need for an appointment system.</w:t>
+              <w:t>Confirmed</w:t>
+            </w:r>
+            <w:r>
+              <w:rPr>
+                <w:sz w:val="20"/>
+                <w:szCs w:val="20"/>
+              </w:rPr>
+              <w:t>,</w:t>
+            </w:r>
+            <w:r>
+              <w:rPr>
+                <w:sz w:val="20"/>
+                <w:szCs w:val="20"/>
+              </w:rPr>
+              <w:t xml:space="preserve"> implied by need for an appointment system.</w:t>
             </w:r>
           </w:p>
         </w:tc>
@@ -437,7 +608,21 @@
                 <w:sz w:val="20"/>
                 <w:szCs w:val="20"/>
               </w:rPr>
-              <w:t xml:space="preserve">Wants a small, maintainable system, needs visibility into appointment history and operational reliability.</w:t>
+              <w:t>Wants a small, maintainable system</w:t>
+            </w:r>
+            <w:r>
+              <w:rPr>
+                <w:sz w:val="20"/>
+                <w:szCs w:val="20"/>
+              </w:rPr>
+              <w:t>,</w:t>
+            </w:r>
+            <w:r>
+              <w:rPr>
+                <w:sz w:val="20"/>
+                <w:szCs w:val="20"/>
+              </w:rPr>
+              <w:t xml:space="preserve"> needs visibility into appointment history and operational reliability.</w:t>
             </w:r>
           </w:p>
         </w:tc>
@@ -451,7 +636,21 @@
                 <w:sz w:val="20"/>
                 <w:szCs w:val="20"/>
               </w:rPr>
-              <w:t xml:space="preserve">Confirmed, directly named in the client brief.</w:t>
+              <w:t>Confirmed</w:t>
+            </w:r>
+            <w:r>
+              <w:rPr>
+                <w:sz w:val="20"/>
+                <w:szCs w:val="20"/>
+              </w:rPr>
+              <w:t>,</w:t>
+            </w:r>
+            <w:r>
+              <w:rPr>
+                <w:sz w:val="20"/>
+                <w:szCs w:val="20"/>
+              </w:rPr>
+              <w:t xml:space="preserve"> directly named in the client brief.</w:t>
             </w:r>
           </w:p>
         </w:tc>
@@ -495,7 +694,21 @@
                 <w:sz w:val="20"/>
                 <w:szCs w:val="20"/>
               </w:rPr>
-              <w:t xml:space="preserve">Provisional, inferred, not directly named.</w:t>
+              <w:t>Provisional</w:t>
+            </w:r>
+            <w:r>
+              <w:rPr>
+                <w:sz w:val="20"/>
+                <w:szCs w:val="20"/>
+              </w:rPr>
+              <w:t xml:space="preserve">, </w:t>
+            </w:r>
+            <w:r>
+              <w:rPr>
+                <w:sz w:val="20"/>
+                <w:szCs w:val="20"/>
+              </w:rPr>
+              <w:t>inferred, not directly named.</w:t>
             </w:r>
           </w:p>
         </w:tc>
@@ -578,7 +791,19 @@
         <w:contextualSpacing w:val="0"/>
       </w:pPr>
       <w:r>
-        <w:t xml:space="preserve">Appointment status tracking (e.g. scheduled, confirmed, completed, cancelled, patient not showing up)</w:t>
+        <w:t xml:space="preserve">Appointment status tracking (e.g. scheduled, confirmed, completed, cancelled, </w:t>
+      </w:r>
+      <w:r>
+        <w:t>patient not s</w:t>
+      </w:r>
+      <w:r>
+        <w:t>how</w:t>
+      </w:r>
+      <w:r>
+        <w:t>ing up</w:t>
+      </w:r>
+      <w:r>
+        <w:t>)</w:t>
       </w:r>
     </w:p>
     <w:p>
@@ -685,7 +910,10 @@
         <w:contextualSpacing w:val="0"/>
       </w:pPr>
       <w:r>
-        <w:t xml:space="preserve">AI diagnosis</w:t>
+        <w:t>AI</w:t>
+      </w:r>
+      <w:r>
+        <w:t xml:space="preserve"> diagnosis </w:t>
       </w:r>
     </w:p>
     <w:p>
@@ -699,7 +927,10 @@
         <w:contextualSpacing w:val="0"/>
       </w:pPr>
       <w:r>
-        <w:t xml:space="preserve">Implementation of facial recognition</w:t>
+        <w:t xml:space="preserve">Implementation of facial </w:t>
+      </w:r>
+      <w:r>
+        <w:t>recognition</w:t>
       </w:r>
     </w:p>
     <w:p>
@@ -736,7 +967,28 @@
         <w:contextualSpacing w:val="0"/>
       </w:pPr>
       <w:r>
-        <w:t xml:space="preserve">Online self-booking directly by patients or staff booking for patient or both</w:t>
+        <w:t xml:space="preserve">Online </w:t>
+      </w:r>
+      <w:r>
+        <w:t>self-booking</w:t>
+      </w:r>
+      <w:r>
+        <w:t xml:space="preserve"> directly by patients </w:t>
+      </w:r>
+      <w:r>
+        <w:t xml:space="preserve">or </w:t>
+      </w:r>
+      <w:r>
+        <w:t>staff booking</w:t>
+      </w:r>
+      <w:r>
+        <w:t xml:space="preserve"> </w:t>
+      </w:r>
+      <w:r>
+        <w:t xml:space="preserve">for patient </w:t>
+      </w:r>
+      <w:r>
+        <w:t>or both</w:t>
       </w:r>
     </w:p>
     <w:p>
@@ -764,7 +1016,10 @@
         <w:contextualSpacing w:val="0"/>
       </w:pPr>
       <w:r>
-        <w:t>Analytics dashboard for management</w:t>
+        <w:t>A</w:t>
+      </w:r>
+      <w:r>
+        <w:t>nalytics dashboard for management</w:t>
       </w:r>
     </w:p>
     <w:p>
@@ -833,7 +1088,44 @@
                 <w:sz w:val="20"/>
                 <w:szCs w:val="20"/>
               </w:rPr>
-              <w:t xml:space="preserve">The system shall allow staff to create a new patient record.</w:t>
+              <w:t xml:space="preserve">The system </w:t>
+            </w:r>
+            <w:proofErr w:type="gramStart"/>
+            <w:r>
+              <w:rPr>
+                <w:sz w:val="20"/>
+                <w:szCs w:val="20"/>
+              </w:rPr>
+              <w:t>shall</w:t>
+            </w:r>
+            <w:proofErr w:type="gramEnd"/>
+            <w:r>
+              <w:rPr>
+                <w:sz w:val="20"/>
+                <w:szCs w:val="20"/>
+              </w:rPr>
+              <w:t xml:space="preserve"> allow staff to create</w:t>
+            </w:r>
+            <w:r>
+              <w:rPr>
+                <w:sz w:val="20"/>
+                <w:szCs w:val="20"/>
+              </w:rPr>
+              <w:t xml:space="preserve"> </w:t>
+            </w:r>
+            <w:r>
+              <w:rPr>
+                <w:sz w:val="20"/>
+                <w:szCs w:val="20"/>
+              </w:rPr>
+              <w:t xml:space="preserve">a new patient </w:t>
+            </w:r>
+            <w:r>
+              <w:rPr>
+                <w:sz w:val="20"/>
+                <w:szCs w:val="20"/>
+              </w:rPr>
+              <w:t>record.</w:t>
             </w:r>
           </w:p>
         </w:tc>
@@ -863,7 +1155,44 @@
                 <w:sz w:val="20"/>
                 <w:szCs w:val="20"/>
               </w:rPr>
-              <w:t xml:space="preserve">The system allow staff to search for a patient record.</w:t>
+              <w:t xml:space="preserve">The </w:t>
+            </w:r>
+            <w:r>
+              <w:rPr>
+                <w:sz w:val="20"/>
+                <w:szCs w:val="20"/>
+              </w:rPr>
+              <w:t>system</w:t>
+            </w:r>
+            <w:r>
+              <w:rPr>
+                <w:sz w:val="20"/>
+                <w:szCs w:val="20"/>
+              </w:rPr>
+              <w:t xml:space="preserve"> </w:t>
+            </w:r>
+            <w:proofErr w:type="gramStart"/>
+            <w:r>
+              <w:rPr>
+                <w:sz w:val="20"/>
+                <w:szCs w:val="20"/>
+              </w:rPr>
+              <w:t>allow</w:t>
+            </w:r>
+            <w:proofErr w:type="gramEnd"/>
+            <w:r>
+              <w:rPr>
+                <w:sz w:val="20"/>
+                <w:szCs w:val="20"/>
+              </w:rPr>
+              <w:t xml:space="preserve"> staff to search for a </w:t>
+            </w:r>
+            <w:r>
+              <w:rPr>
+                <w:sz w:val="20"/>
+                <w:szCs w:val="20"/>
+              </w:rPr>
+              <w:t>patient record.</w:t>
             </w:r>
           </w:p>
         </w:tc>
@@ -953,7 +1282,37 @@
                 <w:sz w:val="20"/>
                 <w:szCs w:val="20"/>
               </w:rPr>
-              <w:t xml:space="preserve">The system shall allow staff to set and update an appointment's status (e.g. Scheduled, Confirmed, Completed, Cancelled, Patient not showing up).</w:t>
+              <w:t xml:space="preserve">The system shall allow staff to </w:t>
+            </w:r>
+            <w:proofErr w:type="gramStart"/>
+            <w:r>
+              <w:rPr>
+                <w:sz w:val="20"/>
+                <w:szCs w:val="20"/>
+              </w:rPr>
+              <w:t>set</w:t>
+            </w:r>
+            <w:proofErr w:type="gramEnd"/>
+            <w:r>
+              <w:rPr>
+                <w:sz w:val="20"/>
+                <w:szCs w:val="20"/>
+              </w:rPr>
+              <w:t xml:space="preserve"> and update an appointment's status (e.g. Scheduled, Confirmed, Completed, Cancelled,</w:t>
+            </w:r>
+            <w:r>
+              <w:rPr>
+                <w:sz w:val="20"/>
+                <w:szCs w:val="20"/>
+              </w:rPr>
+              <w:t xml:space="preserve"> Patient not showing up</w:t>
+            </w:r>
+            <w:r>
+              <w:rPr>
+                <w:sz w:val="20"/>
+                <w:szCs w:val="20"/>
+              </w:rPr>
+              <w:t>).</w:t>
             </w:r>
           </w:p>
         </w:tc>
@@ -983,7 +1342,14 @@
                 <w:sz w:val="20"/>
                 <w:szCs w:val="20"/>
               </w:rPr>
-              <w:t>The system shall allow staff to reschedule an existing appointment to a new date and time.</w:t>
+              <w:t>The system shall allow staff to reschedule an existing appointment to a new date and tim</w:t>
+            </w:r>
+            <w:r>
+              <w:rPr>
+                <w:sz w:val="20"/>
+                <w:szCs w:val="20"/>
+              </w:rPr>
+              <w:t>e.</w:t>
             </w:r>
           </w:p>
         </w:tc>
@@ -1103,7 +1469,23 @@
                 <w:sz w:val="20"/>
                 <w:szCs w:val="20"/>
               </w:rPr>
-              <w:t xml:space="preserve">The system shall allow staff to create and update practitioner records, including their available working hours.</w:t>
+              <w:t xml:space="preserve">The system </w:t>
+            </w:r>
+            <w:proofErr w:type="gramStart"/>
+            <w:r>
+              <w:rPr>
+                <w:sz w:val="20"/>
+                <w:szCs w:val="20"/>
+              </w:rPr>
+              <w:t>shall</w:t>
+            </w:r>
+            <w:proofErr w:type="gramEnd"/>
+            <w:r>
+              <w:rPr>
+                <w:sz w:val="20"/>
+                <w:szCs w:val="20"/>
+              </w:rPr>
+              <w:t xml:space="preserve"> allow staff to create and update practitioner records, including their available working hours.</w:t>
             </w:r>
           </w:p>
         </w:tc>
@@ -1133,7 +1515,39 @@
                 <w:sz w:val="20"/>
                 <w:szCs w:val="20"/>
               </w:rPr>
-              <w:t xml:space="preserve">The system shall warn staff when attempting to book an appointment outside a practitioner's stated availability.</w:t>
+              <w:t xml:space="preserve">The system </w:t>
+            </w:r>
+            <w:proofErr w:type="gramStart"/>
+            <w:r>
+              <w:rPr>
+                <w:sz w:val="20"/>
+                <w:szCs w:val="20"/>
+              </w:rPr>
+              <w:t>shall</w:t>
+            </w:r>
+            <w:proofErr w:type="gramEnd"/>
+            <w:r>
+              <w:rPr>
+                <w:sz w:val="20"/>
+                <w:szCs w:val="20"/>
+              </w:rPr>
+              <w:t xml:space="preserve"> warn staff when attempting to book an appointment outside </w:t>
+            </w:r>
+            <w:proofErr w:type="gramStart"/>
+            <w:r>
+              <w:rPr>
+                <w:sz w:val="20"/>
+                <w:szCs w:val="20"/>
+              </w:rPr>
+              <w:t>a practitioner's</w:t>
+            </w:r>
+            <w:proofErr w:type="gramEnd"/>
+            <w:r>
+              <w:rPr>
+                <w:sz w:val="20"/>
+                <w:szCs w:val="20"/>
+              </w:rPr>
+              <w:t xml:space="preserve"> stated availability.</w:t>
             </w:r>
           </w:p>
         </w:tc>
@@ -1163,7 +1577,23 @@
                 <w:sz w:val="20"/>
                 <w:szCs w:val="20"/>
               </w:rPr>
-              <w:t xml:space="preserve">The system shall allow authorised staff to generate a list of appointments within a specified date range.</w:t>
+              <w:t xml:space="preserve">The system shall allow </w:t>
+            </w:r>
+            <w:proofErr w:type="spellStart"/>
+            <w:r>
+              <w:rPr>
+                <w:sz w:val="20"/>
+                <w:szCs w:val="20"/>
+              </w:rPr>
+              <w:t>authorised</w:t>
+            </w:r>
+            <w:proofErr w:type="spellEnd"/>
+            <w:r>
+              <w:rPr>
+                <w:sz w:val="20"/>
+                <w:szCs w:val="20"/>
+              </w:rPr>
+              <w:t xml:space="preserve"> staff to generate a list of appointments within a specified date range.</w:t>
             </w:r>
           </w:p>
         </w:tc>
@@ -1224,7 +1654,44 @@
                 <w:sz w:val="20"/>
                 <w:szCs w:val="20"/>
               </w:rPr>
-              <w:t xml:space="preserve">The system must be simple and easy to use by all the staff.</w:t>
+              <w:t>The sys</w:t>
+            </w:r>
+            <w:r>
+              <w:rPr>
+                <w:sz w:val="20"/>
+                <w:szCs w:val="20"/>
+              </w:rPr>
+              <w:t xml:space="preserve">tem </w:t>
+            </w:r>
+            <w:r>
+              <w:rPr>
+                <w:sz w:val="20"/>
+                <w:szCs w:val="20"/>
+              </w:rPr>
+              <w:t>must be</w:t>
+            </w:r>
+            <w:r>
+              <w:rPr>
+                <w:sz w:val="20"/>
+                <w:szCs w:val="20"/>
+              </w:rPr>
+              <w:t xml:space="preserve"> simple and easy to use </w:t>
+            </w:r>
+            <w:proofErr w:type="gramStart"/>
+            <w:r>
+              <w:rPr>
+                <w:sz w:val="20"/>
+                <w:szCs w:val="20"/>
+              </w:rPr>
+              <w:t>by</w:t>
+            </w:r>
+            <w:proofErr w:type="gramEnd"/>
+            <w:r>
+              <w:rPr>
+                <w:sz w:val="20"/>
+                <w:szCs w:val="20"/>
+              </w:rPr>
+              <w:t xml:space="preserve"> all the staff.</w:t>
             </w:r>
           </w:p>
         </w:tc>
@@ -1254,7 +1721,14 @@
                 <w:sz w:val="20"/>
                 <w:szCs w:val="20"/>
               </w:rPr>
-              <w:t xml:space="preserve">Appointment searches should be completed quickly</w:t>
+              <w:t xml:space="preserve">Appointment searches </w:t>
+            </w:r>
+            <w:r>
+              <w:rPr>
+                <w:sz w:val="20"/>
+                <w:szCs w:val="20"/>
+              </w:rPr>
+              <w:t xml:space="preserve">should be completed quickly </w:t>
             </w:r>
           </w:p>
         </w:tc>
@@ -1314,7 +1788,14 @@
                 <w:sz w:val="20"/>
                 <w:szCs w:val="20"/>
               </w:rPr>
-              <w:t xml:space="preserve">The system shall be easy to maintain and update.</w:t>
+              <w:t xml:space="preserve">The system shall be easy to maintain </w:t>
+            </w:r>
+            <w:r>
+              <w:rPr>
+                <w:sz w:val="20"/>
+                <w:szCs w:val="20"/>
+              </w:rPr>
+              <w:t>and update.</w:t>
             </w:r>
           </w:p>
         </w:tc>
@@ -1344,7 +1825,14 @@
                 <w:sz w:val="20"/>
                 <w:szCs w:val="20"/>
               </w:rPr>
-              <w:t>Patient information should be stored accurately with no errors</w:t>
+              <w:t>Patient information sh</w:t>
+            </w:r>
+            <w:r>
+              <w:rPr>
+                <w:sz w:val="20"/>
+                <w:szCs w:val="20"/>
+              </w:rPr>
+              <w:t>ould be stored accurately with no errors</w:t>
             </w:r>
           </w:p>
         </w:tc>
@@ -1409,12 +1897,47 @@
     </w:p>
     <w:p>
       <w:r>
-        <w:t xml:space="preserve">US-01: As a patient, I want to book an appointment, so that I can receive’ my appointment date and time.</w:t>
+        <w:t>US-01: As a patient, I want to book an appointment, so that I can receive</w:t>
+      </w:r>
+      <w:r>
+        <w:t>’</w:t>
+      </w:r>
+      <w:r>
+        <w:t xml:space="preserve"> </w:t>
+      </w:r>
+      <w:r>
+        <w:t>my a</w:t>
+      </w:r>
+      <w:r>
+        <w:t>ppointment date and time</w:t>
+      </w:r>
+      <w:r>
+        <w:t>.</w:t>
       </w:r>
     </w:p>
     <w:p>
       <w:r>
-        <w:t xml:space="preserve">US-02: As a practitioner, I want to view patient records, so that I can see patient information.</w:t>
+        <w:t xml:space="preserve">US-02: As a practitioner, I want to view patient </w:t>
+      </w:r>
+      <w:proofErr w:type="gramStart"/>
+      <w:r>
+        <w:t>records,</w:t>
+      </w:r>
+      <w:proofErr w:type="gramEnd"/>
+      <w:r>
+        <w:t xml:space="preserve"> so that I can </w:t>
+      </w:r>
+      <w:r>
+        <w:t xml:space="preserve">see </w:t>
+      </w:r>
+      <w:r>
+        <w:t>patient</w:t>
+      </w:r>
+      <w:r>
+        <w:t xml:space="preserve"> information</w:t>
+      </w:r>
+      <w:r>
+        <w:t>.</w:t>
       </w:r>
     </w:p>
     <w:p>
@@ -1424,7 +1947,13 @@
     </w:p>
     <w:p>
       <w:r>
-        <w:t xml:space="preserve">US-04: As a practitioner, I want to view appointments made, so that I know which patients I am attending.</w:t>
+        <w:t xml:space="preserve">US-04: As a practitioner, I want to view appointments made, so that I know </w:t>
+      </w:r>
+      <w:r>
+        <w:t>which patients I am attending</w:t>
+      </w:r>
+      <w:r>
+        <w:t>.</w:t>
       </w:r>
     </w:p>
     <w:p>
@@ -1441,7 +1970,15 @@
           <w:bCs/>
           <w:u w:val="single"/>
         </w:rPr>
-        <w:t>GIVEN-WHEN-THEN CASES:</w:t>
+        <w:t>GIVEN</w:t>
+      </w:r>
+      <w:r>
+        <w:rPr>
+          <w:b/>
+          <w:bCs/>
+          <w:u w:val="single"/>
+        </w:rPr>
+        <w:t>-WHEN-THEN CASES:</w:t>
       </w:r>
     </w:p>
     <w:p>
@@ -1451,22 +1988,63 @@
     </w:p>
     <w:p>
       <w:r>
-        <w:t xml:space="preserve">GIVEN The staff is logged into the system and can see practitioner availability</w:t>
+        <w:t xml:space="preserve">GIVEN </w:t>
+      </w:r>
+      <w:r>
+        <w:t xml:space="preserve">The </w:t>
+      </w:r>
+      <w:r>
+        <w:t xml:space="preserve">staff </w:t>
+      </w:r>
+      <w:proofErr w:type="gramStart"/>
+      <w:r>
+        <w:t>is</w:t>
+      </w:r>
+      <w:proofErr w:type="gramEnd"/>
+      <w:r>
+        <w:t xml:space="preserve"> logged into the system</w:t>
+      </w:r>
+      <w:r>
+        <w:t xml:space="preserve"> and can see practitioner avai</w:t>
+      </w:r>
+      <w:r>
+        <w:t>lability</w:t>
       </w:r>
     </w:p>
     <w:p>
       <w:r>
-        <w:t xml:space="preserve">WHEN The patient selects a date and time which suits them</w:t>
+        <w:t>WHEN</w:t>
+      </w:r>
+      <w:r>
+        <w:t xml:space="preserve"> </w:t>
+      </w:r>
+      <w:r>
+        <w:t xml:space="preserve">The patient </w:t>
+      </w:r>
+      <w:r>
+        <w:t>selects a date and time which suits them</w:t>
       </w:r>
     </w:p>
     <w:p>
       <w:r>
-        <w:t xml:space="preserve">THEN System checks any other bookings, if there is no other booking for that date and time then system confirms booking</w:t>
+        <w:t>THEN</w:t>
+      </w:r>
+      <w:r>
+        <w:t xml:space="preserve"> System </w:t>
+      </w:r>
+      <w:r>
+        <w:t>checks</w:t>
+      </w:r>
+      <w:r>
+        <w:t xml:space="preserve"> any other bookings, if there is no other booking</w:t>
+      </w:r>
+      <w:r>
+        <w:t xml:space="preserve"> for that date and time then system confirms booking</w:t>
       </w:r>
     </w:p>
     <w:p>
       <w:r>
-        <w:t xml:space="preserve">2.</w:t>
+        <w:t xml:space="preserve">2. </w:t>
       </w:r>
     </w:p>
     <w:p>
@@ -1492,7 +2070,16 @@
         <w:spacing w:after="60"/>
       </w:pPr>
       <w:r>
-        <w:t xml:space="preserve">WHEN: the staff attempts to book another appointment for that same slot</w:t>
+        <w:t xml:space="preserve">WHEN: </w:t>
+      </w:r>
+      <w:r>
+        <w:t xml:space="preserve">the </w:t>
+      </w:r>
+      <w:r>
+        <w:t xml:space="preserve">staff </w:t>
+      </w:r>
+      <w:r>
+        <w:t>attempts to book another appointment for that same slot</w:t>
       </w:r>
     </w:p>
     <w:p>
@@ -1510,7 +2097,16 @@
         <w:t xml:space="preserve"> </w:t>
       </w:r>
       <w:r>
-        <w:t xml:space="preserve">the system rejects the booking and displays a message showing appointment already exists.</w:t>
+        <w:t xml:space="preserve">the system rejects the booking and displays a message </w:t>
+      </w:r>
+      <w:r>
+        <w:t>showing appoin</w:t>
+      </w:r>
+      <w:r>
+        <w:t>tment already exists</w:t>
+      </w:r>
+      <w:r>
+        <w:t>.</w:t>
       </w:r>
     </w:p>
     <w:p>
@@ -1526,7 +2122,10 @@
         <w:spacing w:after="60"/>
       </w:pPr>
       <w:r>
-        <w:t xml:space="preserve">GIVEN: a patient record already exists in the system</w:t>
+        <w:t>GIVEN:</w:t>
+      </w:r>
+      <w:r>
+        <w:t xml:space="preserve"> a patient record already exists in the system</w:t>
       </w:r>
     </w:p>
     <w:p>
@@ -1534,7 +2133,13 @@
         <w:spacing w:after="60"/>
       </w:pPr>
       <w:r>
-        <w:t xml:space="preserve">WHEN: the practitioner search for the patient record</w:t>
+        <w:t>WHEN: the practitioner search for th</w:t>
+      </w:r>
+      <w:r>
+        <w:t xml:space="preserve">e patient </w:t>
+      </w:r>
+      <w:r>
+        <w:t>record</w:t>
       </w:r>
     </w:p>
     <w:p>
@@ -1641,7 +2246,29 @@
           <w:sz w:val="21"/>
           <w:szCs w:val="21"/>
         </w:rPr>
-        <w:t xml:space="preserve">FR-01 doesn’t specify what fields make up a “new patient record” (name? contact? Date of birth? They’re untestable as written. </w:t>
+        <w:t>FR-01 doesn’t specify what fields make up a “new patient record” (name? contact? Date of birth?</w:t>
+      </w:r>
+      <w:r>
+        <w:rPr>
+          <w:rFonts w:ascii="Aptos" w:hAnsi="Aptos"/>
+          <w:b w:val="0"/>
+          <w:bCs w:val="0"/>
+          <w:color w:val="000000" w:themeColor="text1"/>
+          <w:sz w:val="21"/>
+          <w:szCs w:val="21"/>
+        </w:rPr>
+        <w:t xml:space="preserve"> They’re</w:t>
+      </w:r>
+      <w:r>
+        <w:rPr>
+          <w:rFonts w:ascii="Aptos" w:hAnsi="Aptos"/>
+          <w:b w:val="0"/>
+          <w:bCs w:val="0"/>
+          <w:color w:val="000000" w:themeColor="text1"/>
+          <w:sz w:val="21"/>
+          <w:szCs w:val="21"/>
+        </w:rPr>
+        <w:t xml:space="preserve"> untestable as written. </w:t>
       </w:r>
       <w:r>
         <w:rPr>
@@ -1866,7 +2493,35 @@
           <w:sz w:val="21"/>
           <w:szCs w:val="21"/>
         </w:rPr>
-        <w:t xml:space="preserve">Evidence-based (testability) — specific number is a question requiring validation.</w:t>
+        <w:t>Evidence-based (</w:t>
+      </w:r>
+      <w:proofErr w:type="gramStart"/>
+      <w:r>
+        <w:rPr>
+          <w:rFonts w:ascii="Aptos" w:hAnsi="Aptos"/>
+          <w:b w:val="0"/>
+          <w:bCs w:val="0"/>
+          <w:i/>
+          <w:iCs/>
+          <w:color w:val="000000" w:themeColor="text1"/>
+          <w:sz w:val="21"/>
+          <w:szCs w:val="21"/>
+        </w:rPr>
+        <w:t>testability) —</w:t>
+      </w:r>
+      <w:proofErr w:type="gramEnd"/>
+      <w:r>
+        <w:rPr>
+          <w:rFonts w:ascii="Aptos" w:hAnsi="Aptos"/>
+          <w:b w:val="0"/>
+          <w:bCs w:val="0"/>
+          <w:i/>
+          <w:iCs/>
+          <w:color w:val="000000" w:themeColor="text1"/>
+          <w:sz w:val="21"/>
+          <w:szCs w:val="21"/>
+        </w:rPr>
+        <w:t xml:space="preserve"> specific number is a question requiring validation.</w:t>
       </w:r>
     </w:p>
     <w:p>
@@ -1913,7 +2568,35 @@
           <w:sz w:val="21"/>
           <w:szCs w:val="21"/>
         </w:rPr>
-        <w:t xml:space="preserve">Evidence-based (testability) — frequency is a question requiring validation.</w:t>
+        <w:t>Evidence-based (</w:t>
+      </w:r>
+      <w:proofErr w:type="gramStart"/>
+      <w:r>
+        <w:rPr>
+          <w:rFonts w:ascii="Aptos" w:hAnsi="Aptos"/>
+          <w:b w:val="0"/>
+          <w:bCs w:val="0"/>
+          <w:i/>
+          <w:iCs/>
+          <w:color w:val="000000" w:themeColor="text1"/>
+          <w:sz w:val="21"/>
+          <w:szCs w:val="21"/>
+        </w:rPr>
+        <w:t>testability) —</w:t>
+      </w:r>
+      <w:proofErr w:type="gramEnd"/>
+      <w:r>
+        <w:rPr>
+          <w:rFonts w:ascii="Aptos" w:hAnsi="Aptos"/>
+          <w:b w:val="0"/>
+          <w:bCs w:val="0"/>
+          <w:i/>
+          <w:iCs/>
+          <w:color w:val="000000" w:themeColor="text1"/>
+          <w:sz w:val="21"/>
+          <w:szCs w:val="21"/>
+        </w:rPr>
+        <w:t xml:space="preserve"> frequency is a question requiring validation.</w:t>
       </w:r>
     </w:p>
     <w:p>
@@ -2101,7 +2784,35 @@
           <w:sz w:val="21"/>
           <w:szCs w:val="21"/>
         </w:rPr>
-        <w:t>Evidence-based (ambiguity)</w:t>
+        <w:t>Evidence-based (</w:t>
+      </w:r>
+      <w:proofErr w:type="gramStart"/>
+      <w:r>
+        <w:rPr>
+          <w:rFonts w:ascii="Aptos" w:hAnsi="Aptos"/>
+          <w:b w:val="0"/>
+          <w:bCs w:val="0"/>
+          <w:i/>
+          <w:iCs/>
+          <w:color w:val="000000" w:themeColor="text1"/>
+          <w:sz w:val="21"/>
+          <w:szCs w:val="21"/>
+        </w:rPr>
+        <w:t>ambiguity) —</w:t>
+      </w:r>
+      <w:proofErr w:type="gramEnd"/>
+      <w:r>
+        <w:rPr>
+          <w:rFonts w:ascii="Aptos" w:hAnsi="Aptos"/>
+          <w:b w:val="0"/>
+          <w:bCs w:val="0"/>
+          <w:i/>
+          <w:iCs/>
+          <w:color w:val="000000" w:themeColor="text1"/>
+          <w:sz w:val="21"/>
+          <w:szCs w:val="21"/>
+        </w:rPr>
+        <w:t xml:space="preserve"> resolution is a question requiring validation.</w:t>
       </w:r>
     </w:p>
     <w:p>
@@ -2135,6 +2846,7 @@
           <w:sz w:val="21"/>
           <w:szCs w:val="21"/>
         </w:rPr>
+        <w:lastRenderedPageBreak/>
         <w:t xml:space="preserve">Suggestion: add a real-time notification alerting staff to duplicate-booking attempts. This is not mentioned in the brief. </w:t>
       </w:r>
       <w:r>
@@ -2148,7 +2860,35 @@
           <w:sz w:val="21"/>
           <w:szCs w:val="21"/>
         </w:rPr>
-        <w:t xml:space="preserve">Invented — assumption only, requires validation.</w:t>
+        <w:t xml:space="preserve">Invented — assumption </w:t>
+      </w:r>
+      <w:proofErr w:type="gramStart"/>
+      <w:r>
+        <w:rPr>
+          <w:rFonts w:ascii="Aptos" w:hAnsi="Aptos"/>
+          <w:b w:val="0"/>
+          <w:bCs w:val="0"/>
+          <w:i/>
+          <w:iCs/>
+          <w:color w:val="000000" w:themeColor="text1"/>
+          <w:sz w:val="21"/>
+          <w:szCs w:val="21"/>
+        </w:rPr>
+        <w:t>only,</w:t>
+      </w:r>
+      <w:proofErr w:type="gramEnd"/>
+      <w:r>
+        <w:rPr>
+          <w:rFonts w:ascii="Aptos" w:hAnsi="Aptos"/>
+          <w:b w:val="0"/>
+          <w:bCs w:val="0"/>
+          <w:i/>
+          <w:iCs/>
+          <w:color w:val="000000" w:themeColor="text1"/>
+          <w:sz w:val="21"/>
+          <w:szCs w:val="21"/>
+        </w:rPr>
+        <w:t xml:space="preserve"> requires validation.</w:t>
       </w:r>
     </w:p>
     <w:p>
@@ -2182,7 +2922,6 @@
           <w:sz w:val="21"/>
           <w:szCs w:val="21"/>
         </w:rPr>
-        <w:lastRenderedPageBreak/>
         <w:t xml:space="preserve">Suggestion: add granular role-based permission levels beyond NFR-06’s simple “permission” concept. Not evidenced in the brief. </w:t>
       </w:r>
       <w:r>
@@ -2196,7 +2935,35 @@
           <w:sz w:val="21"/>
           <w:szCs w:val="21"/>
         </w:rPr>
-        <w:t xml:space="preserve">Invented — assumption only, requires validation.</w:t>
+        <w:t xml:space="preserve">Invented — assumption </w:t>
+      </w:r>
+      <w:proofErr w:type="gramStart"/>
+      <w:r>
+        <w:rPr>
+          <w:rFonts w:ascii="Aptos" w:hAnsi="Aptos"/>
+          <w:b w:val="0"/>
+          <w:bCs w:val="0"/>
+          <w:i/>
+          <w:iCs/>
+          <w:color w:val="000000" w:themeColor="text1"/>
+          <w:sz w:val="21"/>
+          <w:szCs w:val="21"/>
+        </w:rPr>
+        <w:t>only,</w:t>
+      </w:r>
+      <w:proofErr w:type="gramEnd"/>
+      <w:r>
+        <w:rPr>
+          <w:rFonts w:ascii="Aptos" w:hAnsi="Aptos"/>
+          <w:b w:val="0"/>
+          <w:bCs w:val="0"/>
+          <w:i/>
+          <w:iCs/>
+          <w:color w:val="000000" w:themeColor="text1"/>
+          <w:sz w:val="21"/>
+          <w:szCs w:val="21"/>
+        </w:rPr>
+        <w:t xml:space="preserve"> requires validation.</w:t>
       </w:r>
     </w:p>
     <w:p>
@@ -2216,8 +2983,6 @@
           <w:rFonts w:ascii="Aptos" w:hAnsi="Aptos"/>
           <w:b w:val="0"/>
           <w:bCs w:val="0"/>
-          <w:i/>
-          <w:iCs/>
           <w:color w:val="000000" w:themeColor="text1"/>
           <w:sz w:val="21"/>
           <w:szCs w:val="21"/>
@@ -2245,48 +3010,63 @@
           <w:sz w:val="21"/>
           <w:szCs w:val="21"/>
         </w:rPr>
-        <w:t>Evidence-based (the problem is evidenced; the technical fix is an assumption requiring validation.</w:t>
+        <w:t>Evidence-based (the problem is evidenced; the technical fix is an assumption requiring validation.)</w:t>
       </w:r>
     </w:p>
     <w:p>
       <w:pPr>
-        <w:rPr>
-          <w:rFonts w:asciiTheme="majorHAnsi" w:hAnsiTheme="majorHAnsi" w:cstheme="majorHAnsi"/>
-          <w:b/>
-          <w:bCs/>
-          <w:color w:val="4F81BD" w:themeColor="accent1"/>
-          <w:sz w:val="28"/>
-          <w:szCs w:val="28"/>
-        </w:rPr>
-      </w:pPr>
-      <w:r>
-        <w:rPr>
-          <w:rFonts w:asciiTheme="majorHAnsi" w:hAnsiTheme="majorHAnsi" w:cstheme="majorHAnsi"/>
-          <w:b/>
-          <w:bCs/>
-          <w:color w:val="4F81BD" w:themeColor="accent1"/>
-          <w:sz w:val="28"/>
-          <w:szCs w:val="28"/>
-        </w:rPr>
-        <w:t xml:space="preserve">Part G – VERIFY the AI review</w:t>
+        <w:pStyle w:val="Heading1"/>
+        <w:spacing w:before="320" w:after="160"/>
+      </w:pPr>
+    </w:p>
+    <w:p>
+      <w:pPr>
+        <w:pStyle w:val="Heading1"/>
+        <w:spacing w:before="320" w:after="160"/>
+      </w:pPr>
+    </w:p>
+    <w:p>
+      <w:pPr>
+        <w:pStyle w:val="Heading1"/>
+        <w:spacing w:before="320" w:after="160"/>
+      </w:pPr>
+    </w:p>
+    <w:p>
+      <w:pPr>
+        <w:pStyle w:val="Heading1"/>
+        <w:spacing w:before="320" w:after="160"/>
+      </w:pPr>
+      <w:r>
+        <w:t>Part G — Verification of AI Suggestions</w:t>
       </w:r>
     </w:p>
     <w:tbl>
       <w:tblPr>
-        <w:tblStyle w:val="TableGrid"/>
         <w:tblW w:w="0" w:type="auto"/>
-        <w:tblLook w:val="0600" w:firstRow="0" w:lastRow="0" w:firstColumn="0" w:lastColumn="0" w:noHBand="1" w:noVBand="1"/>
+        <w:tblCellSpacing w:w="15" w:type="dxa"/>
+        <w:tblCellMar>
+          <w:top w:w="15" w:type="dxa"/>
+          <w:left w:w="15" w:type="dxa"/>
+          <w:bottom w:w="15" w:type="dxa"/>
+          <w:right w:w="15" w:type="dxa"/>
+        </w:tblCellMar>
+        <w:tblLook w:val="04A0" w:firstRow="1" w:lastRow="0" w:firstColumn="1" w:lastColumn="0" w:noHBand="0" w:noVBand="1"/>
       </w:tblPr>
       <w:tblGrid>
-        <w:gridCol w:w="541"/>
-        <w:gridCol w:w="1141"/>
-        <w:gridCol w:w="4830"/>
-        <w:gridCol w:w="3558"/>
+        <w:gridCol w:w="401"/>
+        <w:gridCol w:w="1015"/>
+        <w:gridCol w:w="5095"/>
+        <w:gridCol w:w="3569"/>
       </w:tblGrid>
       <w:tr>
+        <w:trPr>
+          <w:tblHeader/>
+          <w:tblCellSpacing w:w="15" w:type="dxa"/>
+        </w:trPr>
         <w:tc>
           <w:tcPr>
             <w:tcW w:w="0" w:type="auto"/>
+            <w:vAlign w:val="center"/>
             <w:hideMark/>
           </w:tcPr>
           <w:p>
@@ -2319,6 +3099,7 @@
         <w:tc>
           <w:tcPr>
             <w:tcW w:w="0" w:type="auto"/>
+            <w:vAlign w:val="center"/>
             <w:hideMark/>
           </w:tcPr>
           <w:p>
@@ -2350,6 +3131,7 @@
         <w:tc>
           <w:tcPr>
             <w:tcW w:w="0" w:type="auto"/>
+            <w:vAlign w:val="center"/>
             <w:hideMark/>
           </w:tcPr>
           <w:p>
@@ -2381,6 +3163,7 @@
         <w:tc>
           <w:tcPr>
             <w:tcW w:w="0" w:type="auto"/>
+            <w:vAlign w:val="center"/>
             <w:hideMark/>
           </w:tcPr>
           <w:p>
@@ -2411,9 +3194,13 @@
         </w:tc>
       </w:tr>
       <w:tr>
+        <w:trPr>
+          <w:tblCellSpacing w:w="15" w:type="dxa"/>
+        </w:trPr>
         <w:tc>
           <w:tcPr>
             <w:tcW w:w="0" w:type="auto"/>
+            <w:vAlign w:val="center"/>
             <w:hideMark/>
           </w:tcPr>
           <w:p>
@@ -2445,6 +3232,7 @@
         <w:tc>
           <w:tcPr>
             <w:tcW w:w="0" w:type="auto"/>
+            <w:vAlign w:val="center"/>
             <w:hideMark/>
           </w:tcPr>
           <w:p>
@@ -2476,6 +3264,7 @@
         <w:tc>
           <w:tcPr>
             <w:tcW w:w="0" w:type="auto"/>
+            <w:vAlign w:val="center"/>
             <w:hideMark/>
           </w:tcPr>
           <w:p>
@@ -2500,13 +3289,38 @@
                 <w:sz w:val="21"/>
                 <w:szCs w:val="21"/>
               </w:rPr>
-              <w:t xml:space="preserve">Doesn't specify what fields make up a "new patient record" (name? contact? date of birth?) — untestable as written.</w:t>
+              <w:t>Doesn't specify what fields make up a "new patient record" (name? contact? date of birth</w:t>
+            </w:r>
+            <w:proofErr w:type="gramStart"/>
+            <w:r>
+              <w:rPr>
+                <w:rFonts w:ascii="Aptos" w:hAnsi="Aptos"/>
+                <w:b w:val="0"/>
+                <w:bCs w:val="0"/>
+                <w:color w:val="000000" w:themeColor="text1"/>
+                <w:sz w:val="21"/>
+                <w:szCs w:val="21"/>
+              </w:rPr>
+              <w:t>?) —</w:t>
+            </w:r>
+            <w:proofErr w:type="gramEnd"/>
+            <w:r>
+              <w:rPr>
+                <w:rFonts w:ascii="Aptos" w:hAnsi="Aptos"/>
+                <w:b w:val="0"/>
+                <w:bCs w:val="0"/>
+                <w:color w:val="000000" w:themeColor="text1"/>
+                <w:sz w:val="21"/>
+                <w:szCs w:val="21"/>
+              </w:rPr>
+              <w:t xml:space="preserve"> untestable as written.</w:t>
             </w:r>
           </w:p>
         </w:tc>
         <w:tc>
           <w:tcPr>
             <w:tcW w:w="0" w:type="auto"/>
+            <w:vAlign w:val="center"/>
             <w:hideMark/>
           </w:tcPr>
           <w:p>
@@ -2537,9 +3351,13 @@
         </w:tc>
       </w:tr>
       <w:tr>
+        <w:trPr>
+          <w:tblCellSpacing w:w="15" w:type="dxa"/>
+        </w:trPr>
         <w:tc>
           <w:tcPr>
             <w:tcW w:w="0" w:type="auto"/>
+            <w:vAlign w:val="center"/>
             <w:hideMark/>
           </w:tcPr>
           <w:p>
@@ -2564,13 +3382,14 @@
                 <w:sz w:val="21"/>
                 <w:szCs w:val="21"/>
               </w:rPr>
-              <w:t xml:space="preserve">2</w:t>
+              <w:t>2</w:t>
             </w:r>
           </w:p>
         </w:tc>
         <w:tc>
           <w:tcPr>
             <w:tcW w:w="0" w:type="auto"/>
+            <w:vAlign w:val="center"/>
             <w:hideMark/>
           </w:tcPr>
           <w:p>
@@ -2602,6 +3421,7 @@
         <w:tc>
           <w:tcPr>
             <w:tcW w:w="0" w:type="auto"/>
+            <w:vAlign w:val="center"/>
             <w:hideMark/>
           </w:tcPr>
           <w:p>
@@ -2633,6 +3453,7 @@
         <w:tc>
           <w:tcPr>
             <w:tcW w:w="0" w:type="auto"/>
+            <w:vAlign w:val="center"/>
             <w:hideMark/>
           </w:tcPr>
           <w:p>
@@ -2663,9 +3484,13 @@
         </w:tc>
       </w:tr>
       <w:tr>
+        <w:trPr>
+          <w:tblCellSpacing w:w="15" w:type="dxa"/>
+        </w:trPr>
         <w:tc>
           <w:tcPr>
             <w:tcW w:w="0" w:type="auto"/>
+            <w:vAlign w:val="center"/>
             <w:hideMark/>
           </w:tcPr>
           <w:p>
@@ -2697,6 +3522,7 @@
         <w:tc>
           <w:tcPr>
             <w:tcW w:w="0" w:type="auto"/>
+            <w:vAlign w:val="center"/>
             <w:hideMark/>
           </w:tcPr>
           <w:p>
@@ -2728,6 +3554,7 @@
         <w:tc>
           <w:tcPr>
             <w:tcW w:w="0" w:type="auto"/>
+            <w:vAlign w:val="center"/>
             <w:hideMark/>
           </w:tcPr>
           <w:p>
@@ -2759,6 +3586,7 @@
         <w:tc>
           <w:tcPr>
             <w:tcW w:w="0" w:type="auto"/>
+            <w:vAlign w:val="center"/>
             <w:hideMark/>
           </w:tcPr>
           <w:p>
@@ -2789,9 +3617,13 @@
         </w:tc>
       </w:tr>
       <w:tr>
+        <w:trPr>
+          <w:tblCellSpacing w:w="15" w:type="dxa"/>
+        </w:trPr>
         <w:tc>
           <w:tcPr>
             <w:tcW w:w="0" w:type="auto"/>
+            <w:vAlign w:val="center"/>
             <w:hideMark/>
           </w:tcPr>
           <w:p>
@@ -2823,6 +3655,7 @@
         <w:tc>
           <w:tcPr>
             <w:tcW w:w="0" w:type="auto"/>
+            <w:vAlign w:val="center"/>
             <w:hideMark/>
           </w:tcPr>
           <w:p>
@@ -2854,6 +3687,7 @@
         <w:tc>
           <w:tcPr>
             <w:tcW w:w="0" w:type="auto"/>
+            <w:vAlign w:val="center"/>
             <w:hideMark/>
           </w:tcPr>
           <w:p>
@@ -2885,6 +3719,7 @@
         <w:tc>
           <w:tcPr>
             <w:tcW w:w="0" w:type="auto"/>
+            <w:vAlign w:val="center"/>
             <w:hideMark/>
           </w:tcPr>
           <w:p>
@@ -2915,9 +3750,13 @@
         </w:tc>
       </w:tr>
       <w:tr>
+        <w:trPr>
+          <w:tblCellSpacing w:w="15" w:type="dxa"/>
+        </w:trPr>
         <w:tc>
           <w:tcPr>
             <w:tcW w:w="0" w:type="auto"/>
+            <w:vAlign w:val="center"/>
             <w:hideMark/>
           </w:tcPr>
           <w:p>
@@ -2949,6 +3788,7 @@
         <w:tc>
           <w:tcPr>
             <w:tcW w:w="0" w:type="auto"/>
+            <w:vAlign w:val="center"/>
             <w:hideMark/>
           </w:tcPr>
           <w:p>
@@ -2980,6 +3820,7 @@
         <w:tc>
           <w:tcPr>
             <w:tcW w:w="0" w:type="auto"/>
+            <w:vAlign w:val="center"/>
             <w:hideMark/>
           </w:tcPr>
           <w:p>
@@ -3011,6 +3852,7 @@
         <w:tc>
           <w:tcPr>
             <w:tcW w:w="0" w:type="auto"/>
+            <w:vAlign w:val="center"/>
             <w:hideMark/>
           </w:tcPr>
           <w:p>
@@ -3041,9 +3883,13 @@
         </w:tc>
       </w:tr>
       <w:tr>
+        <w:trPr>
+          <w:tblCellSpacing w:w="15" w:type="dxa"/>
+        </w:trPr>
         <w:tc>
           <w:tcPr>
             <w:tcW w:w="0" w:type="auto"/>
+            <w:vAlign w:val="center"/>
             <w:hideMark/>
           </w:tcPr>
           <w:p>
@@ -3075,6 +3921,7 @@
         <w:tc>
           <w:tcPr>
             <w:tcW w:w="0" w:type="auto"/>
+            <w:vAlign w:val="center"/>
             <w:hideMark/>
           </w:tcPr>
           <w:p>
@@ -3106,6 +3953,7 @@
         <w:tc>
           <w:tcPr>
             <w:tcW w:w="0" w:type="auto"/>
+            <w:vAlign w:val="center"/>
             <w:hideMark/>
           </w:tcPr>
           <w:p>
@@ -3137,6 +3985,7 @@
         <w:tc>
           <w:tcPr>
             <w:tcW w:w="0" w:type="auto"/>
+            <w:vAlign w:val="center"/>
             <w:hideMark/>
           </w:tcPr>
           <w:p>
@@ -3167,9 +4016,13 @@
         </w:tc>
       </w:tr>
       <w:tr>
+        <w:trPr>
+          <w:tblCellSpacing w:w="15" w:type="dxa"/>
+        </w:trPr>
         <w:tc>
           <w:tcPr>
             <w:tcW w:w="0" w:type="auto"/>
+            <w:vAlign w:val="center"/>
             <w:hideMark/>
           </w:tcPr>
           <w:p>
@@ -3201,6 +4054,7 @@
         <w:tc>
           <w:tcPr>
             <w:tcW w:w="0" w:type="auto"/>
+            <w:vAlign w:val="center"/>
             <w:hideMark/>
           </w:tcPr>
           <w:p>
@@ -3232,6 +4086,7 @@
         <w:tc>
           <w:tcPr>
             <w:tcW w:w="0" w:type="auto"/>
+            <w:vAlign w:val="center"/>
             <w:hideMark/>
           </w:tcPr>
           <w:p>
@@ -3263,6 +4118,7 @@
         <w:tc>
           <w:tcPr>
             <w:tcW w:w="0" w:type="auto"/>
+            <w:vAlign w:val="center"/>
             <w:hideMark/>
           </w:tcPr>
           <w:p>
@@ -3293,9 +4149,13 @@
         </w:tc>
       </w:tr>
       <w:tr>
+        <w:trPr>
+          <w:tblCellSpacing w:w="15" w:type="dxa"/>
+        </w:trPr>
         <w:tc>
           <w:tcPr>
             <w:tcW w:w="0" w:type="auto"/>
+            <w:vAlign w:val="center"/>
             <w:hideMark/>
           </w:tcPr>
           <w:p>
@@ -3327,6 +4187,7 @@
         <w:tc>
           <w:tcPr>
             <w:tcW w:w="0" w:type="auto"/>
+            <w:vAlign w:val="center"/>
             <w:hideMark/>
           </w:tcPr>
           <w:p>
@@ -3358,6 +4219,7 @@
         <w:tc>
           <w:tcPr>
             <w:tcW w:w="0" w:type="auto"/>
+            <w:vAlign w:val="center"/>
             <w:hideMark/>
           </w:tcPr>
           <w:p>
@@ -3389,6 +4251,7 @@
         <w:tc>
           <w:tcPr>
             <w:tcW w:w="0" w:type="auto"/>
+            <w:vAlign w:val="center"/>
             <w:hideMark/>
           </w:tcPr>
           <w:p>
@@ -3419,9 +4282,13 @@
         </w:tc>
       </w:tr>
       <w:tr>
+        <w:trPr>
+          <w:tblCellSpacing w:w="15" w:type="dxa"/>
+        </w:trPr>
         <w:tc>
           <w:tcPr>
             <w:tcW w:w="0" w:type="auto"/>
+            <w:vAlign w:val="center"/>
             <w:hideMark/>
           </w:tcPr>
           <w:p>
@@ -3453,6 +4320,7 @@
         <w:tc>
           <w:tcPr>
             <w:tcW w:w="0" w:type="auto"/>
+            <w:vAlign w:val="center"/>
             <w:hideMark/>
           </w:tcPr>
           <w:p>
@@ -3484,6 +4352,7 @@
         <w:tc>
           <w:tcPr>
             <w:tcW w:w="0" w:type="auto"/>
+            <w:vAlign w:val="center"/>
             <w:hideMark/>
           </w:tcPr>
           <w:p>
@@ -3515,6 +4384,7 @@
         <w:tc>
           <w:tcPr>
             <w:tcW w:w="0" w:type="auto"/>
+            <w:vAlign w:val="center"/>
             <w:hideMark/>
           </w:tcPr>
           <w:p>
@@ -3545,9 +4415,13 @@
         </w:tc>
       </w:tr>
       <w:tr>
+        <w:trPr>
+          <w:tblCellSpacing w:w="15" w:type="dxa"/>
+        </w:trPr>
         <w:tc>
           <w:tcPr>
             <w:tcW w:w="0" w:type="auto"/>
+            <w:vAlign w:val="center"/>
             <w:hideMark/>
           </w:tcPr>
           <w:p>
@@ -3572,6 +4446,7 @@
                 <w:sz w:val="21"/>
                 <w:szCs w:val="21"/>
               </w:rPr>
+              <w:lastRenderedPageBreak/>
               <w:t>10</w:t>
             </w:r>
           </w:p>
@@ -3579,6 +4454,7 @@
         <w:tc>
           <w:tcPr>
             <w:tcW w:w="0" w:type="auto"/>
+            <w:vAlign w:val="center"/>
             <w:hideMark/>
           </w:tcPr>
           <w:p>
@@ -3610,6 +4486,7 @@
         <w:tc>
           <w:tcPr>
             <w:tcW w:w="0" w:type="auto"/>
+            <w:vAlign w:val="center"/>
             <w:hideMark/>
           </w:tcPr>
           <w:p>
@@ -3641,6 +4518,7 @@
         <w:tc>
           <w:tcPr>
             <w:tcW w:w="0" w:type="auto"/>
+            <w:vAlign w:val="center"/>
             <w:hideMark/>
           </w:tcPr>
           <w:p>
@@ -3671,9 +4549,13 @@
         </w:tc>
       </w:tr>
       <w:tr>
+        <w:trPr>
+          <w:tblCellSpacing w:w="15" w:type="dxa"/>
+        </w:trPr>
         <w:tc>
           <w:tcPr>
             <w:tcW w:w="0" w:type="auto"/>
+            <w:vAlign w:val="center"/>
             <w:hideMark/>
           </w:tcPr>
           <w:p>
@@ -3698,7 +4580,6 @@
                 <w:sz w:val="21"/>
                 <w:szCs w:val="21"/>
               </w:rPr>
-              <w:lastRenderedPageBreak/>
               <w:t>11</w:t>
             </w:r>
           </w:p>
@@ -3706,6 +4587,7 @@
         <w:tc>
           <w:tcPr>
             <w:tcW w:w="0" w:type="auto"/>
+            <w:vAlign w:val="center"/>
             <w:hideMark/>
           </w:tcPr>
           <w:p>
@@ -3737,6 +4619,7 @@
         <w:tc>
           <w:tcPr>
             <w:tcW w:w="0" w:type="auto"/>
+            <w:vAlign w:val="center"/>
             <w:hideMark/>
           </w:tcPr>
           <w:p>
@@ -3768,6 +4651,7 @@
         <w:tc>
           <w:tcPr>
             <w:tcW w:w="0" w:type="auto"/>
+            <w:vAlign w:val="center"/>
             <w:hideMark/>
           </w:tcPr>
           <w:p>
@@ -3792,15 +4676,43 @@
                 <w:sz w:val="21"/>
                 <w:szCs w:val="21"/>
               </w:rPr>
-              <w:t xml:space="preserve">Invented — assumption only, requires validation</w:t>
+              <w:t xml:space="preserve">Invented — assumption </w:t>
+            </w:r>
+            <w:proofErr w:type="gramStart"/>
+            <w:r>
+              <w:rPr>
+                <w:rFonts w:ascii="Aptos" w:hAnsi="Aptos"/>
+                <w:b w:val="0"/>
+                <w:bCs w:val="0"/>
+                <w:color w:val="000000" w:themeColor="text1"/>
+                <w:sz w:val="21"/>
+                <w:szCs w:val="21"/>
+              </w:rPr>
+              <w:t>only,</w:t>
+            </w:r>
+            <w:proofErr w:type="gramEnd"/>
+            <w:r>
+              <w:rPr>
+                <w:rFonts w:ascii="Aptos" w:hAnsi="Aptos"/>
+                <w:b w:val="0"/>
+                <w:bCs w:val="0"/>
+                <w:color w:val="000000" w:themeColor="text1"/>
+                <w:sz w:val="21"/>
+                <w:szCs w:val="21"/>
+              </w:rPr>
+              <w:t xml:space="preserve"> requires validation</w:t>
             </w:r>
           </w:p>
         </w:tc>
       </w:tr>
       <w:tr>
+        <w:trPr>
+          <w:tblCellSpacing w:w="15" w:type="dxa"/>
+        </w:trPr>
         <w:tc>
           <w:tcPr>
             <w:tcW w:w="0" w:type="auto"/>
+            <w:vAlign w:val="center"/>
             <w:hideMark/>
           </w:tcPr>
           <w:p>
@@ -3832,6 +4744,7 @@
         <w:tc>
           <w:tcPr>
             <w:tcW w:w="0" w:type="auto"/>
+            <w:vAlign w:val="center"/>
             <w:hideMark/>
           </w:tcPr>
           <w:p>
@@ -3863,6 +4776,7 @@
         <w:tc>
           <w:tcPr>
             <w:tcW w:w="0" w:type="auto"/>
+            <w:vAlign w:val="center"/>
             <w:hideMark/>
           </w:tcPr>
           <w:p>
@@ -3894,6 +4808,7 @@
         <w:tc>
           <w:tcPr>
             <w:tcW w:w="0" w:type="auto"/>
+            <w:vAlign w:val="center"/>
             <w:hideMark/>
           </w:tcPr>
           <w:p>
@@ -3918,15 +4833,43 @@
                 <w:sz w:val="21"/>
                 <w:szCs w:val="21"/>
               </w:rPr>
-              <w:t xml:space="preserve">Invented — assumption only, requires validation</w:t>
+              <w:t xml:space="preserve">Invented — assumption </w:t>
+            </w:r>
+            <w:proofErr w:type="gramStart"/>
+            <w:r>
+              <w:rPr>
+                <w:rFonts w:ascii="Aptos" w:hAnsi="Aptos"/>
+                <w:b w:val="0"/>
+                <w:bCs w:val="0"/>
+                <w:color w:val="000000" w:themeColor="text1"/>
+                <w:sz w:val="21"/>
+                <w:szCs w:val="21"/>
+              </w:rPr>
+              <w:t>only,</w:t>
+            </w:r>
+            <w:proofErr w:type="gramEnd"/>
+            <w:r>
+              <w:rPr>
+                <w:rFonts w:ascii="Aptos" w:hAnsi="Aptos"/>
+                <w:b w:val="0"/>
+                <w:bCs w:val="0"/>
+                <w:color w:val="000000" w:themeColor="text1"/>
+                <w:sz w:val="21"/>
+                <w:szCs w:val="21"/>
+              </w:rPr>
+              <w:t xml:space="preserve"> requires validation</w:t>
             </w:r>
           </w:p>
         </w:tc>
       </w:tr>
       <w:tr>
+        <w:trPr>
+          <w:tblCellSpacing w:w="15" w:type="dxa"/>
+        </w:trPr>
         <w:tc>
           <w:tcPr>
             <w:tcW w:w="0" w:type="auto"/>
+            <w:vAlign w:val="center"/>
             <w:hideMark/>
           </w:tcPr>
           <w:p>
@@ -3958,6 +4901,7 @@
         <w:tc>
           <w:tcPr>
             <w:tcW w:w="0" w:type="auto"/>
+            <w:vAlign w:val="center"/>
             <w:hideMark/>
           </w:tcPr>
           <w:p>
@@ -3989,6 +4933,7 @@
         <w:tc>
           <w:tcPr>
             <w:tcW w:w="0" w:type="auto"/>
+            <w:vAlign w:val="center"/>
             <w:hideMark/>
           </w:tcPr>
           <w:p>
@@ -4020,6 +4965,7 @@
         <w:tc>
           <w:tcPr>
             <w:tcW w:w="0" w:type="auto"/>
+            <w:vAlign w:val="center"/>
             <w:hideMark/>
           </w:tcPr>
           <w:p>
@@ -4062,7 +5008,15 @@
         <w:spacing w:before="320" w:after="160"/>
       </w:pPr>
       <w:r>
-        <w:t xml:space="preserve">Part H — Finalised SmartCare v0.2 Summary</w:t>
+        <w:t xml:space="preserve">Part H — </w:t>
+      </w:r>
+      <w:proofErr w:type="spellStart"/>
+      <w:r>
+        <w:t>Finalised</w:t>
+      </w:r>
+      <w:proofErr w:type="spellEnd"/>
+      <w:r>
+        <w:t xml:space="preserve"> SmartCare v0.2 Summary</w:t>
       </w:r>
     </w:p>
     <w:p>
@@ -4197,7 +5151,35 @@
           <w:sz w:val="21"/>
           <w:szCs w:val="21"/>
         </w:rPr>
-        <w:t xml:space="preserve">"The system shall allow staff to search for a patient record by name or contact number, and shall clearly indicate when no matching record is found."</w:t>
+        <w:t xml:space="preserve">"The system shall allow staff to search for a patient record by name or contact </w:t>
+      </w:r>
+      <w:proofErr w:type="gramStart"/>
+      <w:r>
+        <w:rPr>
+          <w:rFonts w:ascii="Aptos" w:hAnsi="Aptos"/>
+          <w:b w:val="0"/>
+          <w:bCs w:val="0"/>
+          <w:i/>
+          <w:iCs/>
+          <w:color w:val="000000" w:themeColor="text1"/>
+          <w:sz w:val="21"/>
+          <w:szCs w:val="21"/>
+        </w:rPr>
+        <w:t>number, and</w:t>
+      </w:r>
+      <w:proofErr w:type="gramEnd"/>
+      <w:r>
+        <w:rPr>
+          <w:rFonts w:ascii="Aptos" w:hAnsi="Aptos"/>
+          <w:b w:val="0"/>
+          <w:bCs w:val="0"/>
+          <w:i/>
+          <w:iCs/>
+          <w:color w:val="000000" w:themeColor="text1"/>
+          <w:sz w:val="21"/>
+          <w:szCs w:val="21"/>
+        </w:rPr>
+        <w:t xml:space="preserve"> shall clearly indicate when no matching record is found."</w:t>
       </w:r>
     </w:p>
     <w:p>
@@ -4432,7 +5414,63 @@
           <w:sz w:val="21"/>
           <w:szCs w:val="21"/>
         </w:rPr>
-        <w:t xml:space="preserve">"The system shall validate patient data on entry (e.g. required-field and format checks) to minimise data-entry errors."</w:t>
+        <w:t xml:space="preserve">"The system shall validate patient data on entry (e.g. </w:t>
+      </w:r>
+      <w:proofErr w:type="gramStart"/>
+      <w:r>
+        <w:rPr>
+          <w:rFonts w:ascii="Aptos" w:hAnsi="Aptos"/>
+          <w:b w:val="0"/>
+          <w:bCs w:val="0"/>
+          <w:i/>
+          <w:iCs/>
+          <w:color w:val="000000" w:themeColor="text1"/>
+          <w:sz w:val="21"/>
+          <w:szCs w:val="21"/>
+        </w:rPr>
+        <w:t>required-field</w:t>
+      </w:r>
+      <w:proofErr w:type="gramEnd"/>
+      <w:r>
+        <w:rPr>
+          <w:rFonts w:ascii="Aptos" w:hAnsi="Aptos"/>
+          <w:b w:val="0"/>
+          <w:bCs w:val="0"/>
+          <w:i/>
+          <w:iCs/>
+          <w:color w:val="000000" w:themeColor="text1"/>
+          <w:sz w:val="21"/>
+          <w:szCs w:val="21"/>
+        </w:rPr>
+        <w:t xml:space="preserve"> and format checks) to </w:t>
+      </w:r>
+      <w:proofErr w:type="spellStart"/>
+      <w:r>
+        <w:rPr>
+          <w:rFonts w:ascii="Aptos" w:hAnsi="Aptos"/>
+          <w:b w:val="0"/>
+          <w:bCs w:val="0"/>
+          <w:i/>
+          <w:iCs/>
+          <w:color w:val="000000" w:themeColor="text1"/>
+          <w:sz w:val="21"/>
+          <w:szCs w:val="21"/>
+        </w:rPr>
+        <w:t>minimise</w:t>
+      </w:r>
+      <w:proofErr w:type="spellEnd"/>
+      <w:r>
+        <w:rPr>
+          <w:rFonts w:ascii="Aptos" w:hAnsi="Aptos"/>
+          <w:b w:val="0"/>
+          <w:bCs w:val="0"/>
+          <w:i/>
+          <w:iCs/>
+          <w:color w:val="000000" w:themeColor="text1"/>
+          <w:sz w:val="21"/>
+          <w:szCs w:val="21"/>
+        </w:rPr>
+        <w:t xml:space="preserve"> data-entry errors."</w:t>
       </w:r>
     </w:p>
     <w:p>
@@ -4466,6 +5504,7 @@
           <w:sz w:val="21"/>
           <w:szCs w:val="21"/>
         </w:rPr>
+        <w:lastRenderedPageBreak/>
         <w:t xml:space="preserve">New NFR-07 (Modified): </w:t>
       </w:r>
       <w:r>
@@ -4504,7 +5543,18 @@
           <w:sz w:val="21"/>
           <w:szCs w:val="21"/>
         </w:rPr>
-        <w:t>All other FRs, NFRs, user stories, and GWT cases from Parts C–E remain unchanged.</w:t>
+        <w:t>All other FRs, NFRs, user stories, and GWT cases from Parts C–E remain unchanged</w:t>
+      </w:r>
+      <w:r>
+        <w:rPr>
+          <w:rFonts w:ascii="Aptos" w:hAnsi="Aptos"/>
+          <w:b w:val="0"/>
+          <w:bCs w:val="0"/>
+          <w:color w:val="000000" w:themeColor="text1"/>
+          <w:sz w:val="21"/>
+          <w:szCs w:val="21"/>
+        </w:rPr>
+        <w:t>.</w:t>
       </w:r>
     </w:p>
     <w:p>
@@ -4559,7 +5609,6 @@
           <w:sz w:val="21"/>
           <w:szCs w:val="21"/>
         </w:rPr>
-        <w:lastRenderedPageBreak/>
         <w:t>Will patients book appointments themselves, or only through staff? (Resolves the US-01 / scope conflict.)</w:t>
       </w:r>
     </w:p>
@@ -4594,7 +5643,31 @@
           <w:sz w:val="21"/>
           <w:szCs w:val="21"/>
         </w:rPr>
-        <w:t xml:space="preserve">What fields are required on a patient record?</w:t>
+        <w:t xml:space="preserve">What fields are required </w:t>
+      </w:r>
+      <w:proofErr w:type="gramStart"/>
+      <w:r>
+        <w:rPr>
+          <w:rFonts w:ascii="Aptos" w:hAnsi="Aptos"/>
+          <w:b w:val="0"/>
+          <w:bCs w:val="0"/>
+          <w:color w:val="000000" w:themeColor="text1"/>
+          <w:sz w:val="21"/>
+          <w:szCs w:val="21"/>
+        </w:rPr>
+        <w:t>on</w:t>
+      </w:r>
+      <w:proofErr w:type="gramEnd"/>
+      <w:r>
+        <w:rPr>
+          <w:rFonts w:ascii="Aptos" w:hAnsi="Aptos"/>
+          <w:b w:val="0"/>
+          <w:bCs w:val="0"/>
+          <w:color w:val="000000" w:themeColor="text1"/>
+          <w:sz w:val="21"/>
+          <w:szCs w:val="21"/>
+        </w:rPr>
+        <w:t xml:space="preserve"> a patient record?</w:t>
       </w:r>
     </w:p>
     <w:p>
@@ -4730,7 +5803,103 @@
           <w:sz w:val="21"/>
           <w:szCs w:val="21"/>
         </w:rPr>
-        <w:t xml:space="preserve">Is the cancellation reason (FR-07) actually wanted, or was it leaving out, correct?</w:t>
+        <w:t xml:space="preserve">Is </w:t>
+      </w:r>
+      <w:proofErr w:type="gramStart"/>
+      <w:r>
+        <w:rPr>
+          <w:rFonts w:ascii="Aptos" w:hAnsi="Aptos"/>
+          <w:b w:val="0"/>
+          <w:bCs w:val="0"/>
+          <w:color w:val="000000" w:themeColor="text1"/>
+          <w:sz w:val="21"/>
+          <w:szCs w:val="21"/>
+        </w:rPr>
+        <w:t>a cancellation</w:t>
+      </w:r>
+      <w:proofErr w:type="gramEnd"/>
+      <w:r>
+        <w:rPr>
+          <w:rFonts w:ascii="Aptos" w:hAnsi="Aptos"/>
+          <w:b w:val="0"/>
+          <w:bCs w:val="0"/>
+          <w:color w:val="000000" w:themeColor="text1"/>
+          <w:sz w:val="21"/>
+          <w:szCs w:val="21"/>
+        </w:rPr>
+        <w:t xml:space="preserve"> reason (FR-07) </w:t>
+      </w:r>
+      <w:proofErr w:type="gramStart"/>
+      <w:r>
+        <w:rPr>
+          <w:rFonts w:ascii="Aptos" w:hAnsi="Aptos"/>
+          <w:b w:val="0"/>
+          <w:bCs w:val="0"/>
+          <w:color w:val="000000" w:themeColor="text1"/>
+          <w:sz w:val="21"/>
+          <w:szCs w:val="21"/>
+        </w:rPr>
+        <w:t>actually wanted</w:t>
+      </w:r>
+      <w:proofErr w:type="gramEnd"/>
+      <w:r>
+        <w:rPr>
+          <w:rFonts w:ascii="Aptos" w:hAnsi="Aptos"/>
+          <w:b w:val="0"/>
+          <w:bCs w:val="0"/>
+          <w:color w:val="000000" w:themeColor="text1"/>
+          <w:sz w:val="21"/>
+          <w:szCs w:val="21"/>
+        </w:rPr>
+        <w:t xml:space="preserve">, or was </w:t>
+      </w:r>
+      <w:proofErr w:type="gramStart"/>
+      <w:r>
+        <w:rPr>
+          <w:rFonts w:ascii="Aptos" w:hAnsi="Aptos"/>
+          <w:b w:val="0"/>
+          <w:bCs w:val="0"/>
+          <w:color w:val="000000" w:themeColor="text1"/>
+          <w:sz w:val="21"/>
+          <w:szCs w:val="21"/>
+        </w:rPr>
+        <w:t>leaving it</w:t>
+      </w:r>
+      <w:proofErr w:type="gramEnd"/>
+      <w:r>
+        <w:rPr>
+          <w:rFonts w:ascii="Aptos" w:hAnsi="Aptos"/>
+          <w:b w:val="0"/>
+          <w:bCs w:val="0"/>
+          <w:color w:val="000000" w:themeColor="text1"/>
+          <w:sz w:val="21"/>
+          <w:szCs w:val="21"/>
+        </w:rPr>
+        <w:t xml:space="preserve"> </w:t>
+      </w:r>
+      <w:proofErr w:type="gramStart"/>
+      <w:r>
+        <w:rPr>
+          <w:rFonts w:ascii="Aptos" w:hAnsi="Aptos"/>
+          <w:b w:val="0"/>
+          <w:bCs w:val="0"/>
+          <w:color w:val="000000" w:themeColor="text1"/>
+          <w:sz w:val="21"/>
+          <w:szCs w:val="21"/>
+        </w:rPr>
+        <w:t>out</w:t>
+      </w:r>
+      <w:proofErr w:type="gramEnd"/>
+      <w:r>
+        <w:rPr>
+          <w:rFonts w:ascii="Aptos" w:hAnsi="Aptos"/>
+          <w:b w:val="0"/>
+          <w:bCs w:val="0"/>
+          <w:color w:val="000000" w:themeColor="text1"/>
+          <w:sz w:val="21"/>
+          <w:szCs w:val="21"/>
+        </w:rPr>
+        <w:t xml:space="preserve"> correct?</w:t>
       </w:r>
     </w:p>
     <w:p>
@@ -4780,11 +5949,19 @@
     </w:p>
     <w:p>
       <w:pPr>
+        <w:spacing w:after="120"/>
+      </w:pPr>
+    </w:p>
+    <w:p>
+      <w:pPr>
         <w:pStyle w:val="Heading1"/>
         <w:spacing w:before="320" w:after="160"/>
       </w:pPr>
       <w:r>
-        <w:t xml:space="preserve">Reflection</w:t>
+        <w:t xml:space="preserve">Part G </w:t>
+      </w:r>
+      <w:r>
+        <w:t>Reflection</w:t>
       </w:r>
     </w:p>
     <w:p>
@@ -4792,7 +5969,43 @@
         <w:spacing w:after="120"/>
       </w:pPr>
       <w:r>
-        <w:t xml:space="preserve">AI review caught two gaps I had missed. FR-02 did not state what should happen when a patient search returns no results, and NFR-01 was an unmeasurable target, which would have made the requirement untestable. Reviewing them alongside AI's questions forced me to tighten the wording and fix up the mistakes which I committed.</w:t>
+        <w:t xml:space="preserve">AI review caught two gaps </w:t>
+      </w:r>
+      <w:r>
+        <w:t>I</w:t>
+      </w:r>
+      <w:r>
+        <w:t xml:space="preserve"> had missed</w:t>
+      </w:r>
+      <w:r>
+        <w:t>.</w:t>
+      </w:r>
+      <w:r>
+        <w:t xml:space="preserve"> FR-02 did not state what should happen when a patient search returns no results, and NFR-01 </w:t>
+      </w:r>
+      <w:r>
+        <w:t>was an unmeasurable</w:t>
+      </w:r>
+      <w:r>
+        <w:t xml:space="preserve"> target, which would have made </w:t>
+      </w:r>
+      <w:r>
+        <w:t>the</w:t>
+      </w:r>
+      <w:r>
+        <w:t xml:space="preserve"> requirement untestable. Reviewing them alongside AI's questions forced </w:t>
+      </w:r>
+      <w:r>
+        <w:t>me</w:t>
+      </w:r>
+      <w:r>
+        <w:t xml:space="preserve"> to tighten the wording </w:t>
+      </w:r>
+      <w:r>
+        <w:t>and</w:t>
+      </w:r>
+      <w:r>
+        <w:t xml:space="preserve"> fix up the mistakes which I committed.</w:t>
       </w:r>
     </w:p>
     <w:p>
@@ -4800,7 +6013,25 @@
         <w:spacing w:after="120"/>
       </w:pPr>
       <w:r>
-        <w:t xml:space="preserve">At the same time, AI overreached twice by inventing capabilities that were never mentioned in the client brief: an audit-log requirement for compliance, and automatic SMS/email reminders. Both are plausible features for a clinic system in general, but nothing is mentioned in case study that this client asked for them, so I rejected both rather than adding them into the specification.</w:t>
+        <w:t xml:space="preserve">At the same time, AI overreached twice by inventing capabilities that were never mentioned in the client brief: an audit-log requirement for compliance, and automatic SMS/email reminders. Both are plausible features for a clinic system in general, but nothing </w:t>
+      </w:r>
+      <w:r>
+        <w:t xml:space="preserve">is mentioned in case study </w:t>
+      </w:r>
+      <w:r>
+        <w:t xml:space="preserve">that this client asked for them, so </w:t>
+      </w:r>
+      <w:r>
+        <w:t>I</w:t>
+      </w:r>
+      <w:r>
+        <w:t xml:space="preserve"> rejected both rather than </w:t>
+      </w:r>
+      <w:r>
+        <w:t>adding</w:t>
+      </w:r>
+      <w:r>
+        <w:t xml:space="preserve"> them into the specification.</w:t>
       </w:r>
     </w:p>
     <w:p>
@@ -4808,7 +6039,13 @@
         <w:spacing w:after="120"/>
       </w:pPr>
       <w:r>
-        <w:t xml:space="preserve">The requirement that changed most after review was FR-05. The brief explicitly names "inconsistent appointment status" as a current pain point, which gave AI's suggestion to separate "Rescheduled" from "Cancelled" genuine evidentiary support, so I modified the requirement into FR-05 and a new FR-05a rather than accepting or rejecting it outright.</w:t>
+        <w:t xml:space="preserve">The requirement that changed most after review was FR-05. The brief explicitly names "inconsistent appointment status" as a current pain point, which gave AI's suggestion to separate "Rescheduled" from "Cancelled" genuine evidentiary support, so I modified the requirement into FR-05 </w:t>
+      </w:r>
+      <w:r>
+        <w:t>and</w:t>
+      </w:r>
+      <w:r>
+        <w:t xml:space="preserve"> a new FR-05a rather than accepting or rejecting it outright.</w:t>
       </w:r>
     </w:p>
     <w:p>
@@ -4816,7 +6053,35 @@
         <w:spacing w:after="120"/>
       </w:pPr>
       <w:r>
-        <w:t xml:space="preserve">Requirements must have evidence because unverified assumptions could become scope: once a feature appears in a specification, it tends to get built, tested, and paid for, whether or not the client ever asked for it. Treating every AI suggestion as either evidenced or an open question to validate keeps the specification an accurate reflection of what the client actually needs, not what an AI assistant guessed they might want.</w:t>
+        <w:t xml:space="preserve">Requirements must have evidence because unverified assumptions </w:t>
+      </w:r>
+      <w:r>
+        <w:t xml:space="preserve">could </w:t>
+      </w:r>
+      <w:r>
+        <w:t xml:space="preserve">become scope: once a feature appears in a specification, it tends to get built, tested, and paid for, </w:t>
+      </w:r>
+      <w:proofErr w:type="gramStart"/>
+      <w:r>
+        <w:t>whether or not</w:t>
+      </w:r>
+      <w:proofErr w:type="gramEnd"/>
+      <w:r>
+        <w:t xml:space="preserve"> the client ever asked for it. Treating every AI suggestion as either evidenced or an open question to validate keeps the specification an accurate reflection of what the client </w:t>
+      </w:r>
+      <w:proofErr w:type="gramStart"/>
+      <w:r>
+        <w:t>actually needs</w:t>
+      </w:r>
+      <w:proofErr w:type="gramEnd"/>
+      <w:r>
+        <w:t>, not what a</w:t>
+      </w:r>
+      <w:r>
+        <w:t>n AI</w:t>
+      </w:r>
+      <w:r>
+        <w:t xml:space="preserve"> assistant guessed they might want.</w:t>
       </w:r>
     </w:p>
     <w:p>
@@ -5015,7 +6280,7 @@
   <w:abstractNum w:abstractNumId="8" w15:restartNumberingAfterBreak="0">
     <w:nsid w:val="FFFFFF89"/>
     <w:multiLevelType w:val="singleLevel"/>
-    <w:tmpl w:val="944CB464"/>
+    <w:tmpl w:val="29761A62"/>
     <w:lvl w:ilvl="0">
       <w:start w:val="1"/>
       <w:numFmt w:val="bullet"/>
